--- a/public/materials/pesky-nerves-managed-exercise.docx
+++ b/public/materials/pesky-nerves-managed-exercise.docx
@@ -1,6 +1,6 @@
 
 <file path=word/document.xml><?xml version="1.0" encoding="utf-8"?>
-<w:document xmlns:wpc="http://schemas.microsoft.com/office/word/2010/wordprocessingCanvas" xmlns:cx="http://schemas.microsoft.com/office/drawing/2014/chartex" xmlns:cx1="http://schemas.microsoft.com/office/drawing/2015/9/8/chartex" xmlns:cx2="http://schemas.microsoft.com/office/drawing/2015/10/21/chartex" xmlns:cx3="http://schemas.microsoft.com/office/drawing/2016/5/9/chartex" xmlns:cx4="http://schemas.microsoft.com/office/drawing/2016/5/10/chartex" xmlns:cx5="http://schemas.microsoft.com/office/drawing/2016/5/11/chartex" xmlns:cx6="http://schemas.microsoft.com/office/drawing/2016/5/12/chartex" xmlns:cx7="http://schemas.microsoft.com/office/drawing/2016/5/13/chartex" xmlns:cx8="http://schemas.microsoft.com/office/drawing/2016/5/14/chartex" xmlns:mc="http://schemas.openxmlformats.org/markup-compatibility/2006" xmlns:aink="http://schemas.microsoft.com/office/drawing/2016/ink" xmlns:am3d="http://schemas.microsoft.com/office/drawing/2017/model3d" xmlns:o="urn:schemas-microsoft-com:office:office" xmlns:oel="http://schemas.microsoft.com/office/2019/extlst" xmlns:r="http://schemas.openxmlformats.org/officeDocument/2006/relationships" xmlns:m="http://schemas.openxmlformats.org/officeDocument/2006/math" xmlns:v="urn:schemas-microsoft-com:vml" xmlns:wp14="http://schemas.microsoft.com/office/word/2010/wordprocessingDrawing" xmlns:wp="http://schemas.openxmlformats.org/drawingml/2006/wordprocessingDrawing" xmlns:w10="urn:schemas-microsoft-com:office:word" xmlns:w="http://schemas.openxmlformats.org/wordprocessingml/2006/main" xmlns:w14="http://schemas.microsoft.com/office/word/2010/wordml" xmlns:w15="http://schemas.microsoft.com/office/word/2012/wordml" xmlns:w16cex="http://schemas.microsoft.com/office/word/2018/wordml/cex" xmlns:w16cid="http://schemas.microsoft.com/office/word/2016/wordml/cid" xmlns:w16="http://schemas.microsoft.com/office/word/2018/wordml" xmlns:w16du="http://schemas.microsoft.com/office/word/2023/wordml/word16du" xmlns:w16sdtdh="http://schemas.microsoft.com/office/word/2020/wordml/sdtdatahash" xmlns:w16sdtfl="http://schemas.microsoft.com/office/word/2024/wordml/sdtformatlock" xmlns:w16se="http://schemas.microsoft.com/office/word/2015/wordml/symex" xmlns:wpg="http://schemas.microsoft.com/office/word/2010/wordprocessingGroup" xmlns:wpi="http://schemas.microsoft.com/office/word/2010/wordprocessingInk" xmlns:wne="http://schemas.microsoft.com/office/word/2006/wordml" xmlns:wps="http://schemas.microsoft.com/office/word/2010/wordprocessingShape" mc:Ignorable="w14 w15 w16se w16cid w16 w16cex w16sdtdh w16sdtfl w16du wp14">
+<w:document xmlns:wpc="http://schemas.microsoft.com/office/word/2010/wordprocessingCanvas" xmlns:cx="http://schemas.microsoft.com/office/drawing/2014/chartex" xmlns:cx1="http://schemas.microsoft.com/office/drawing/2015/9/8/chartex" xmlns:cx2="http://schemas.microsoft.com/office/drawing/2015/10/21/chartex" xmlns:cx3="http://schemas.microsoft.com/office/drawing/2016/5/9/chartex" xmlns:cx4="http://schemas.microsoft.com/office/drawing/2016/5/10/chartex" xmlns:cx5="http://schemas.microsoft.com/office/drawing/2016/5/11/chartex" xmlns:cx6="http://schemas.microsoft.com/office/drawing/2016/5/12/chartex" xmlns:cx7="http://schemas.microsoft.com/office/drawing/2016/5/13/chartex" xmlns:cx8="http://schemas.microsoft.com/office/drawing/2016/5/14/chartex" xmlns:mc="http://schemas.openxmlformats.org/markup-compatibility/2006" xmlns:aink="http://schemas.microsoft.com/office/drawing/2016/ink" xmlns:am3d="http://schemas.microsoft.com/office/drawing/2017/model3d" xmlns:o="urn:schemas-microsoft-com:office:office" xmlns:oel="http://schemas.microsoft.com/office/2019/extlst" xmlns:r="http://schemas.openxmlformats.org/officeDocument/2006/relationships" xmlns:m="http://schemas.openxmlformats.org/officeDocument/2006/math" xmlns:v="urn:schemas-microsoft-com:vml" xmlns:wp14="http://schemas.microsoft.com/office/word/2010/wordprocessingDrawing" xmlns:wp="http://schemas.openxmlformats.org/drawingml/2006/wordprocessingDrawing" xmlns:w10="urn:schemas-microsoft-com:office:word" xmlns:w="http://schemas.openxmlformats.org/wordprocessingml/2006/main" xmlns:w14="http://schemas.microsoft.com/office/word/2010/wordml" xmlns:w15="http://schemas.microsoft.com/office/word/2012/wordml" xmlns:w16cei="http://schemas.microsoft.com/office/word/2026/wordml/cei" xmlns:w16cex="http://schemas.microsoft.com/office/word/2018/wordml/cex" xmlns:w16cid="http://schemas.microsoft.com/office/word/2016/wordml/cid" xmlns:w16="http://schemas.microsoft.com/office/word/2018/wordml" xmlns:w16du="http://schemas.microsoft.com/office/word/2023/wordml/word16du" xmlns:w16sdtdh="http://schemas.microsoft.com/office/word/2020/wordml/sdtdatahash" xmlns:w16sdtfl="http://schemas.microsoft.com/office/word/2024/wordml/sdtformatlock" xmlns:w16se="http://schemas.microsoft.com/office/word/2015/wordml/symex" xmlns:wpg="http://schemas.microsoft.com/office/word/2010/wordprocessingGroup" xmlns:wpi="http://schemas.microsoft.com/office/word/2010/wordprocessingInk" xmlns:wne="http://schemas.microsoft.com/office/word/2006/wordml" xmlns:wps="http://schemas.microsoft.com/office/word/2010/wordprocessingShape" mc:Ignorable="w14 w15 w16se w16cid w16 w16cex w16sdtdh w16sdtfl w16du wp14">
   <w:body>
     <w:p>
       <w:pPr>
@@ -14,39 +14,26 @@
           <w:sz w:val="36"/>
           <w:szCs w:val="36"/>
         </w:rPr>
-        <w:t xml:space="preserve">Lesson </w:t>
+        <w:t>Lesson 6</w:t>
       </w:r>
       <w:r>
         <w:rPr>
           <w:sz w:val="36"/>
           <w:szCs w:val="36"/>
         </w:rPr>
-        <w:t>6</w:t>
+        <w:t xml:space="preserve"> Exercises</w:t>
       </w:r>
       <w:r>
         <w:rPr>
           <w:sz w:val="36"/>
           <w:szCs w:val="36"/>
         </w:rPr>
-        <w:t xml:space="preserve">: </w:t>
-      </w:r>
-      <w:r>
-        <w:rPr>
-          <w:sz w:val="36"/>
-          <w:szCs w:val="36"/>
-        </w:rPr>
-        <w:t>Pesky Nerves Manag</w:t>
-      </w:r>
-      <w:r>
-        <w:rPr>
-          <w:sz w:val="36"/>
-          <w:szCs w:val="36"/>
-        </w:rPr>
-        <w:t xml:space="preserve">ed (063026) </w:t>
-      </w:r>
-    </w:p>
-    <w:p>
-      <w:pPr>
+        <w:t xml:space="preserve">: Pesky Nerves Managed  </w:t>
+      </w:r>
+    </w:p>
+    <w:p>
+      <w:pPr>
+        <w:spacing w:after="0"/>
         <w:rPr>
           <w:b/>
           <w:bCs/>
@@ -61,8 +48,13 @@
           <w:sz w:val="24"/>
           <w:szCs w:val="24"/>
         </w:rPr>
-        <w:t>Exercise 1: Creating Masterful Notes</w:t>
-      </w:r>
+        <w:t>Exercise 1: Turning Adrenaline into Excitement</w:t>
+      </w:r>
+    </w:p>
+    <w:p>
+      <w:pPr>
+        <w:spacing w:after="0"/>
+      </w:pPr>
       <w:r>
         <w:rPr>
           <w:b/>
@@ -70,59 +62,160 @@
           <w:sz w:val="24"/>
           <w:szCs w:val="24"/>
         </w:rPr>
-        <w:t xml:space="preserve"> for your Self-Introduction</w:t>
-      </w:r>
-    </w:p>
-    <w:p>
-      <w:r>
+        <w:t>Objective:</w:t>
+      </w:r>
+      <w:r>
+        <w:t xml:space="preserve"> Recognize that the adrenaline you feel before presenting is not necessarily a sign that something is wrong. It is your body preparing you to perform. The goal is to channel that energy into excitement, focus, and impact.</w:t>
+      </w:r>
+    </w:p>
+    <w:p>
+      <w:pPr>
+        <w:spacing w:after="0"/>
         <w:rPr>
           <w:b/>
           <w:bCs/>
+          <w:sz w:val="24"/>
+          <w:szCs w:val="24"/>
         </w:rPr>
-        <w:t>Objective:</w:t>
-      </w:r>
-      <w:r>
-        <w:t xml:space="preserve"> Practice formatting </w:t>
-      </w:r>
-      <w:r>
-        <w:t>Masterful N</w:t>
-      </w:r>
-      <w:r>
-        <w:t>otes using the guidelines discussed.</w:t>
-      </w:r>
+      </w:pPr>
     </w:p>
     <w:p>
       <w:pPr>
         <w:spacing w:after="0"/>
-      </w:pPr>
-      <w:r>
         <w:rPr>
           <w:b/>
           <w:bCs/>
+          <w:sz w:val="24"/>
+          <w:szCs w:val="24"/>
         </w:rPr>
-        <w:t>Instructions</w:t>
-      </w:r>
+      </w:pPr>
       <w:r>
         <w:rPr>
           <w:b/>
           <w:bCs/>
+          <w:sz w:val="24"/>
+          <w:szCs w:val="24"/>
         </w:rPr>
-        <w:t>:</w:t>
-      </w:r>
-    </w:p>
-    <w:p>
-      <w:r>
-        <w:t>Take a few minutes to write down how you feel before a presentation. What specific thoughts or physical sensations do you experience?</w:t>
-      </w:r>
-    </w:p>
-    <w:p>
-      <w:r>
-        <w:t>What techniques have you tried to manage your nerves?</w:t>
-      </w:r>
-    </w:p>
-    <w:p>
-      <w:r>
-        <w:t>What do you think about Josh's advice on channeling adrenaline into excitement?</w:t>
+        <w:t>Instructions:</w:t>
+      </w:r>
+    </w:p>
+    <w:p>
+      <w:pPr>
+        <w:spacing w:after="0"/>
+      </w:pPr>
+      <w:r>
+        <w:t>Think about how you typically feel just before an important presentation.</w:t>
+      </w:r>
+    </w:p>
+    <w:p>
+      <w:pPr>
+        <w:numPr>
+          <w:ilvl w:val="0"/>
+          <w:numId w:val="3"/>
+        </w:numPr>
+        <w:spacing w:after="0"/>
+      </w:pPr>
+      <w:r>
+        <w:t>What physical sensations do you notice</w:t>
+      </w:r>
+      <w:r>
+        <w:t>;</w:t>
+      </w:r>
+      <w:r>
+        <w:t xml:space="preserve"> a faster heartbeat, butterflies, extra energy, dry mouth, or something else?</w:t>
+      </w:r>
+    </w:p>
+    <w:p>
+      <w:pPr>
+        <w:numPr>
+          <w:ilvl w:val="0"/>
+          <w:numId w:val="3"/>
+        </w:numPr>
+        <w:spacing w:after="0"/>
+      </w:pPr>
+      <w:r>
+        <w:t>What thoughts usually accompany those sensations?</w:t>
+      </w:r>
+    </w:p>
+    <w:p>
+      <w:pPr>
+        <w:numPr>
+          <w:ilvl w:val="0"/>
+          <w:numId w:val="3"/>
+        </w:numPr>
+        <w:spacing w:after="0"/>
+      </w:pPr>
+      <w:r>
+        <w:t>Do you tend to interpret that adrenaline as nervousness or as readiness and excitement?</w:t>
+      </w:r>
+    </w:p>
+    <w:p>
+      <w:pPr>
+        <w:spacing w:after="0"/>
+      </w:pPr>
+    </w:p>
+    <w:p>
+      <w:pPr>
+        <w:spacing w:after="0"/>
+      </w:pPr>
+      <w:r>
+        <w:t>Now reframe the experience.</w:t>
+      </w:r>
+      <w:r>
+        <w:t xml:space="preserve"> </w:t>
+      </w:r>
+      <w:r>
+        <w:t>Instead of thinking:</w:t>
+      </w:r>
+      <w:r>
+        <w:t xml:space="preserve"> </w:t>
+      </w:r>
+      <w:r>
+        <w:t>“I’m nervous.”</w:t>
+      </w:r>
+      <w:r>
+        <w:t xml:space="preserve"> </w:t>
+      </w:r>
+      <w:r>
+        <w:t>Try telling yourself:</w:t>
+      </w:r>
+      <w:r>
+        <w:t xml:space="preserve"> </w:t>
+      </w:r>
+      <w:r>
+        <w:t>“I’m excited. My body is giving me the energy I need because what I’m about to say matters.”</w:t>
+      </w:r>
+    </w:p>
+    <w:p>
+      <w:pPr>
+        <w:spacing w:after="0"/>
+      </w:pPr>
+    </w:p>
+    <w:p>
+      <w:pPr>
+        <w:spacing w:after="0"/>
+      </w:pPr>
+      <w:r>
+        <w:t>Finally, consider:</w:t>
+      </w:r>
+      <w:r>
+        <w:t xml:space="preserve"> </w:t>
+      </w:r>
+      <w:r>
+        <w:t>How could viewing adrenaline as excitement change the way you approach your next presentation?</w:t>
+      </w:r>
+    </w:p>
+    <w:p>
+      <w:pPr>
+        <w:spacing w:after="0"/>
+      </w:pPr>
+    </w:p>
+    <w:p>
+      <w:pPr>
+        <w:spacing w:after="0"/>
+      </w:pPr>
+      <w:r>
+        <w:t>Remember: Adrenaline is energy. You get to decide what you do with it.</w:t>
       </w:r>
     </w:p>
     <w:p>
@@ -250,12 +343,16 @@
         <w:rPr>
           <w:b/>
           <w:bCs/>
+          <w:sz w:val="24"/>
+          <w:szCs w:val="24"/>
         </w:rPr>
       </w:pPr>
       <w:r>
         <w:rPr>
           <w:b/>
           <w:bCs/>
+          <w:sz w:val="24"/>
+          <w:szCs w:val="24"/>
         </w:rPr>
         <w:t>Exercise 3: Power Posing and Visualization</w:t>
       </w:r>
@@ -293,6 +390,8 @@
         <w:t>Find a private space where you can stand comfortably.</w:t>
       </w:r>
     </w:p>
+    <w:p/>
+    <w:p/>
     <w:p>
       <w:r>
         <w:t>Practice Power Posing by standing tall, shoulders back, and taking deep breaths. Visualize yourself delivering a successful presentation.</w:t>
@@ -327,7 +426,7 @@
 </file>
 
 <file path=word/endnotes.xml><?xml version="1.0" encoding="utf-8"?>
-<w:endnotes xmlns:wpc="http://schemas.microsoft.com/office/word/2010/wordprocessingCanvas" xmlns:cx="http://schemas.microsoft.com/office/drawing/2014/chartex" xmlns:cx1="http://schemas.microsoft.com/office/drawing/2015/9/8/chartex" xmlns:cx2="http://schemas.microsoft.com/office/drawing/2015/10/21/chartex" xmlns:cx3="http://schemas.microsoft.com/office/drawing/2016/5/9/chartex" xmlns:cx4="http://schemas.microsoft.com/office/drawing/2016/5/10/chartex" xmlns:cx5="http://schemas.microsoft.com/office/drawing/2016/5/11/chartex" xmlns:cx6="http://schemas.microsoft.com/office/drawing/2016/5/12/chartex" xmlns:cx7="http://schemas.microsoft.com/office/drawing/2016/5/13/chartex" xmlns:cx8="http://schemas.microsoft.com/office/drawing/2016/5/14/chartex" xmlns:mc="http://schemas.openxmlformats.org/markup-compatibility/2006" xmlns:aink="http://schemas.microsoft.com/office/drawing/2016/ink" xmlns:am3d="http://schemas.microsoft.com/office/drawing/2017/model3d" xmlns:o="urn:schemas-microsoft-com:office:office" xmlns:oel="http://schemas.microsoft.com/office/2019/extlst" xmlns:r="http://schemas.openxmlformats.org/officeDocument/2006/relationships" xmlns:m="http://schemas.openxmlformats.org/officeDocument/2006/math" xmlns:v="urn:schemas-microsoft-com:vml" xmlns:wp14="http://schemas.microsoft.com/office/word/2010/wordprocessingDrawing" xmlns:wp="http://schemas.openxmlformats.org/drawingml/2006/wordprocessingDrawing" xmlns:w10="urn:schemas-microsoft-com:office:word" xmlns:w="http://schemas.openxmlformats.org/wordprocessingml/2006/main" xmlns:w14="http://schemas.microsoft.com/office/word/2010/wordml" xmlns:w15="http://schemas.microsoft.com/office/word/2012/wordml" xmlns:w16cex="http://schemas.microsoft.com/office/word/2018/wordml/cex" xmlns:w16cid="http://schemas.microsoft.com/office/word/2016/wordml/cid" xmlns:w16="http://schemas.microsoft.com/office/word/2018/wordml" xmlns:w16du="http://schemas.microsoft.com/office/word/2023/wordml/word16du" xmlns:w16sdtdh="http://schemas.microsoft.com/office/word/2020/wordml/sdtdatahash" xmlns:w16sdtfl="http://schemas.microsoft.com/office/word/2024/wordml/sdtformatlock" xmlns:w16se="http://schemas.microsoft.com/office/word/2015/wordml/symex" xmlns:wpg="http://schemas.microsoft.com/office/word/2010/wordprocessingGroup" xmlns:wpi="http://schemas.microsoft.com/office/word/2010/wordprocessingInk" xmlns:wne="http://schemas.microsoft.com/office/word/2006/wordml" xmlns:wps="http://schemas.microsoft.com/office/word/2010/wordprocessingShape" mc:Ignorable="w14 w15 w16se w16cid w16 w16cex w16sdtdh w16sdtfl w16du wp14">
+<w:endnotes xmlns:wpc="http://schemas.microsoft.com/office/word/2010/wordprocessingCanvas" xmlns:cx="http://schemas.microsoft.com/office/drawing/2014/chartex" xmlns:cx1="http://schemas.microsoft.com/office/drawing/2015/9/8/chartex" xmlns:cx2="http://schemas.microsoft.com/office/drawing/2015/10/21/chartex" xmlns:cx3="http://schemas.microsoft.com/office/drawing/2016/5/9/chartex" xmlns:cx4="http://schemas.microsoft.com/office/drawing/2016/5/10/chartex" xmlns:cx5="http://schemas.microsoft.com/office/drawing/2016/5/11/chartex" xmlns:cx6="http://schemas.microsoft.com/office/drawing/2016/5/12/chartex" xmlns:cx7="http://schemas.microsoft.com/office/drawing/2016/5/13/chartex" xmlns:cx8="http://schemas.microsoft.com/office/drawing/2016/5/14/chartex" xmlns:mc="http://schemas.openxmlformats.org/markup-compatibility/2006" xmlns:aink="http://schemas.microsoft.com/office/drawing/2016/ink" xmlns:am3d="http://schemas.microsoft.com/office/drawing/2017/model3d" xmlns:o="urn:schemas-microsoft-com:office:office" xmlns:oel="http://schemas.microsoft.com/office/2019/extlst" xmlns:r="http://schemas.openxmlformats.org/officeDocument/2006/relationships" xmlns:m="http://schemas.openxmlformats.org/officeDocument/2006/math" xmlns:v="urn:schemas-microsoft-com:vml" xmlns:wp14="http://schemas.microsoft.com/office/word/2010/wordprocessingDrawing" xmlns:wp="http://schemas.openxmlformats.org/drawingml/2006/wordprocessingDrawing" xmlns:w10="urn:schemas-microsoft-com:office:word" xmlns:w="http://schemas.openxmlformats.org/wordprocessingml/2006/main" xmlns:w14="http://schemas.microsoft.com/office/word/2010/wordml" xmlns:w15="http://schemas.microsoft.com/office/word/2012/wordml" xmlns:w16cei="http://schemas.microsoft.com/office/word/2026/wordml/cei" xmlns:w16cex="http://schemas.microsoft.com/office/word/2018/wordml/cex" xmlns:w16cid="http://schemas.microsoft.com/office/word/2016/wordml/cid" xmlns:w16="http://schemas.microsoft.com/office/word/2018/wordml" xmlns:w16du="http://schemas.microsoft.com/office/word/2023/wordml/word16du" xmlns:w16sdtdh="http://schemas.microsoft.com/office/word/2020/wordml/sdtdatahash" xmlns:w16sdtfl="http://schemas.microsoft.com/office/word/2024/wordml/sdtformatlock" xmlns:w16se="http://schemas.microsoft.com/office/word/2015/wordml/symex" xmlns:wpg="http://schemas.microsoft.com/office/word/2010/wordprocessingGroup" xmlns:wpi="http://schemas.microsoft.com/office/word/2010/wordprocessingInk" xmlns:wne="http://schemas.microsoft.com/office/word/2006/wordml" xmlns:wps="http://schemas.microsoft.com/office/word/2010/wordprocessingShape" mc:Ignorable="w14 w15 w16se w16cid w16 w16cex w16sdtdh w16sdtfl w16du wp14">
   <w:endnote w:type="separator" w:id="-1">
     <w:p>
       <w:pPr>
@@ -352,7 +451,7 @@
 </file>
 
 <file path=word/footer1.xml><?xml version="1.0" encoding="utf-8"?>
-<w:ftr xmlns:wpc="http://schemas.microsoft.com/office/word/2010/wordprocessingCanvas" xmlns:cx="http://schemas.microsoft.com/office/drawing/2014/chartex" xmlns:cx1="http://schemas.microsoft.com/office/drawing/2015/9/8/chartex" xmlns:cx2="http://schemas.microsoft.com/office/drawing/2015/10/21/chartex" xmlns:cx3="http://schemas.microsoft.com/office/drawing/2016/5/9/chartex" xmlns:cx4="http://schemas.microsoft.com/office/drawing/2016/5/10/chartex" xmlns:cx5="http://schemas.microsoft.com/office/drawing/2016/5/11/chartex" xmlns:cx6="http://schemas.microsoft.com/office/drawing/2016/5/12/chartex" xmlns:cx7="http://schemas.microsoft.com/office/drawing/2016/5/13/chartex" xmlns:cx8="http://schemas.microsoft.com/office/drawing/2016/5/14/chartex" xmlns:mc="http://schemas.openxmlformats.org/markup-compatibility/2006" xmlns:aink="http://schemas.microsoft.com/office/drawing/2016/ink" xmlns:am3d="http://schemas.microsoft.com/office/drawing/2017/model3d" xmlns:o="urn:schemas-microsoft-com:office:office" xmlns:oel="http://schemas.microsoft.com/office/2019/extlst" xmlns:r="http://schemas.openxmlformats.org/officeDocument/2006/relationships" xmlns:m="http://schemas.openxmlformats.org/officeDocument/2006/math" xmlns:v="urn:schemas-microsoft-com:vml" xmlns:wp14="http://schemas.microsoft.com/office/word/2010/wordprocessingDrawing" xmlns:wp="http://schemas.openxmlformats.org/drawingml/2006/wordprocessingDrawing" xmlns:w10="urn:schemas-microsoft-com:office:word" xmlns:w="http://schemas.openxmlformats.org/wordprocessingml/2006/main" xmlns:w14="http://schemas.microsoft.com/office/word/2010/wordml" xmlns:w15="http://schemas.microsoft.com/office/word/2012/wordml" xmlns:w16cex="http://schemas.microsoft.com/office/word/2018/wordml/cex" xmlns:w16cid="http://schemas.microsoft.com/office/word/2016/wordml/cid" xmlns:w16="http://schemas.microsoft.com/office/word/2018/wordml" xmlns:w16du="http://schemas.microsoft.com/office/word/2023/wordml/word16du" xmlns:w16sdtdh="http://schemas.microsoft.com/office/word/2020/wordml/sdtdatahash" xmlns:w16sdtfl="http://schemas.microsoft.com/office/word/2024/wordml/sdtformatlock" xmlns:w16se="http://schemas.microsoft.com/office/word/2015/wordml/symex" xmlns:wpg="http://schemas.microsoft.com/office/word/2010/wordprocessingGroup" xmlns:wpi="http://schemas.microsoft.com/office/word/2010/wordprocessingInk" xmlns:wne="http://schemas.microsoft.com/office/word/2006/wordml" xmlns:wps="http://schemas.microsoft.com/office/word/2010/wordprocessingShape" mc:Ignorable="w14 w15 w16se w16cid w16 w16cex w16sdtdh w16sdtfl w16du wp14">
+<w:ftr xmlns:wpc="http://schemas.microsoft.com/office/word/2010/wordprocessingCanvas" xmlns:cx="http://schemas.microsoft.com/office/drawing/2014/chartex" xmlns:cx1="http://schemas.microsoft.com/office/drawing/2015/9/8/chartex" xmlns:cx2="http://schemas.microsoft.com/office/drawing/2015/10/21/chartex" xmlns:cx3="http://schemas.microsoft.com/office/drawing/2016/5/9/chartex" xmlns:cx4="http://schemas.microsoft.com/office/drawing/2016/5/10/chartex" xmlns:cx5="http://schemas.microsoft.com/office/drawing/2016/5/11/chartex" xmlns:cx6="http://schemas.microsoft.com/office/drawing/2016/5/12/chartex" xmlns:cx7="http://schemas.microsoft.com/office/drawing/2016/5/13/chartex" xmlns:cx8="http://schemas.microsoft.com/office/drawing/2016/5/14/chartex" xmlns:mc="http://schemas.openxmlformats.org/markup-compatibility/2006" xmlns:aink="http://schemas.microsoft.com/office/drawing/2016/ink" xmlns:am3d="http://schemas.microsoft.com/office/drawing/2017/model3d" xmlns:o="urn:schemas-microsoft-com:office:office" xmlns:oel="http://schemas.microsoft.com/office/2019/extlst" xmlns:r="http://schemas.openxmlformats.org/officeDocument/2006/relationships" xmlns:m="http://schemas.openxmlformats.org/officeDocument/2006/math" xmlns:v="urn:schemas-microsoft-com:vml" xmlns:wp14="http://schemas.microsoft.com/office/word/2010/wordprocessingDrawing" xmlns:wp="http://schemas.openxmlformats.org/drawingml/2006/wordprocessingDrawing" xmlns:w10="urn:schemas-microsoft-com:office:word" xmlns:w="http://schemas.openxmlformats.org/wordprocessingml/2006/main" xmlns:w14="http://schemas.microsoft.com/office/word/2010/wordml" xmlns:w15="http://schemas.microsoft.com/office/word/2012/wordml" xmlns:w16cei="http://schemas.microsoft.com/office/word/2026/wordml/cei" xmlns:w16cex="http://schemas.microsoft.com/office/word/2018/wordml/cex" xmlns:w16cid="http://schemas.microsoft.com/office/word/2016/wordml/cid" xmlns:w16="http://schemas.microsoft.com/office/word/2018/wordml" xmlns:w16du="http://schemas.microsoft.com/office/word/2023/wordml/word16du" xmlns:w16sdtdh="http://schemas.microsoft.com/office/word/2020/wordml/sdtdatahash" xmlns:w16sdtfl="http://schemas.microsoft.com/office/word/2024/wordml/sdtformatlock" xmlns:w16se="http://schemas.microsoft.com/office/word/2015/wordml/symex" xmlns:wpg="http://schemas.microsoft.com/office/word/2010/wordprocessingGroup" xmlns:wpi="http://schemas.microsoft.com/office/word/2010/wordprocessingInk" xmlns:wne="http://schemas.microsoft.com/office/word/2006/wordml" xmlns:wps="http://schemas.microsoft.com/office/word/2010/wordprocessingShape" mc:Ignorable="w14 w15 w16se w16cid w16 w16cex w16sdtdh w16sdtfl w16du wp14">
   <w:p>
     <w:pPr>
       <w:pStyle w:val="Footer"/>
@@ -362,7 +461,7 @@
 </file>
 
 <file path=word/footer2.xml><?xml version="1.0" encoding="utf-8"?>
-<w:ftr xmlns:wpc="http://schemas.microsoft.com/office/word/2010/wordprocessingCanvas" xmlns:cx="http://schemas.microsoft.com/office/drawing/2014/chartex" xmlns:cx1="http://schemas.microsoft.com/office/drawing/2015/9/8/chartex" xmlns:cx2="http://schemas.microsoft.com/office/drawing/2015/10/21/chartex" xmlns:cx3="http://schemas.microsoft.com/office/drawing/2016/5/9/chartex" xmlns:cx4="http://schemas.microsoft.com/office/drawing/2016/5/10/chartex" xmlns:cx5="http://schemas.microsoft.com/office/drawing/2016/5/11/chartex" xmlns:cx6="http://schemas.microsoft.com/office/drawing/2016/5/12/chartex" xmlns:cx7="http://schemas.microsoft.com/office/drawing/2016/5/13/chartex" xmlns:cx8="http://schemas.microsoft.com/office/drawing/2016/5/14/chartex" xmlns:mc="http://schemas.openxmlformats.org/markup-compatibility/2006" xmlns:aink="http://schemas.microsoft.com/office/drawing/2016/ink" xmlns:am3d="http://schemas.microsoft.com/office/drawing/2017/model3d" xmlns:o="urn:schemas-microsoft-com:office:office" xmlns:oel="http://schemas.microsoft.com/office/2019/extlst" xmlns:r="http://schemas.openxmlformats.org/officeDocument/2006/relationships" xmlns:m="http://schemas.openxmlformats.org/officeDocument/2006/math" xmlns:v="urn:schemas-microsoft-com:vml" xmlns:wp14="http://schemas.microsoft.com/office/word/2010/wordprocessingDrawing" xmlns:wp="http://schemas.openxmlformats.org/drawingml/2006/wordprocessingDrawing" xmlns:w10="urn:schemas-microsoft-com:office:word" xmlns:w="http://schemas.openxmlformats.org/wordprocessingml/2006/main" xmlns:w14="http://schemas.microsoft.com/office/word/2010/wordml" xmlns:w15="http://schemas.microsoft.com/office/word/2012/wordml" xmlns:w16cex="http://schemas.microsoft.com/office/word/2018/wordml/cex" xmlns:w16cid="http://schemas.microsoft.com/office/word/2016/wordml/cid" xmlns:w16="http://schemas.microsoft.com/office/word/2018/wordml" xmlns:w16du="http://schemas.microsoft.com/office/word/2023/wordml/word16du" xmlns:w16sdtdh="http://schemas.microsoft.com/office/word/2020/wordml/sdtdatahash" xmlns:w16sdtfl="http://schemas.microsoft.com/office/word/2024/wordml/sdtformatlock" xmlns:w16se="http://schemas.microsoft.com/office/word/2015/wordml/symex" xmlns:wpg="http://schemas.microsoft.com/office/word/2010/wordprocessingGroup" xmlns:wpi="http://schemas.microsoft.com/office/word/2010/wordprocessingInk" xmlns:wne="http://schemas.microsoft.com/office/word/2006/wordml" xmlns:wps="http://schemas.microsoft.com/office/word/2010/wordprocessingShape" mc:Ignorable="w14 w15 w16se w16cid w16 w16cex w16sdtdh w16sdtfl w16du wp14">
+<w:ftr xmlns:wpc="http://schemas.microsoft.com/office/word/2010/wordprocessingCanvas" xmlns:cx="http://schemas.microsoft.com/office/drawing/2014/chartex" xmlns:cx1="http://schemas.microsoft.com/office/drawing/2015/9/8/chartex" xmlns:cx2="http://schemas.microsoft.com/office/drawing/2015/10/21/chartex" xmlns:cx3="http://schemas.microsoft.com/office/drawing/2016/5/9/chartex" xmlns:cx4="http://schemas.microsoft.com/office/drawing/2016/5/10/chartex" xmlns:cx5="http://schemas.microsoft.com/office/drawing/2016/5/11/chartex" xmlns:cx6="http://schemas.microsoft.com/office/drawing/2016/5/12/chartex" xmlns:cx7="http://schemas.microsoft.com/office/drawing/2016/5/13/chartex" xmlns:cx8="http://schemas.microsoft.com/office/drawing/2016/5/14/chartex" xmlns:mc="http://schemas.openxmlformats.org/markup-compatibility/2006" xmlns:aink="http://schemas.microsoft.com/office/drawing/2016/ink" xmlns:am3d="http://schemas.microsoft.com/office/drawing/2017/model3d" xmlns:o="urn:schemas-microsoft-com:office:office" xmlns:oel="http://schemas.microsoft.com/office/2019/extlst" xmlns:r="http://schemas.openxmlformats.org/officeDocument/2006/relationships" xmlns:m="http://schemas.openxmlformats.org/officeDocument/2006/math" xmlns:v="urn:schemas-microsoft-com:vml" xmlns:wp14="http://schemas.microsoft.com/office/word/2010/wordprocessingDrawing" xmlns:wp="http://schemas.openxmlformats.org/drawingml/2006/wordprocessingDrawing" xmlns:w10="urn:schemas-microsoft-com:office:word" xmlns:w="http://schemas.openxmlformats.org/wordprocessingml/2006/main" xmlns:w14="http://schemas.microsoft.com/office/word/2010/wordml" xmlns:w15="http://schemas.microsoft.com/office/word/2012/wordml" xmlns:w16cei="http://schemas.microsoft.com/office/word/2026/wordml/cei" xmlns:w16cex="http://schemas.microsoft.com/office/word/2018/wordml/cex" xmlns:w16cid="http://schemas.microsoft.com/office/word/2016/wordml/cid" xmlns:w16="http://schemas.microsoft.com/office/word/2018/wordml" xmlns:w16du="http://schemas.microsoft.com/office/word/2023/wordml/word16du" xmlns:w16sdtdh="http://schemas.microsoft.com/office/word/2020/wordml/sdtdatahash" xmlns:w16sdtfl="http://schemas.microsoft.com/office/word/2024/wordml/sdtformatlock" xmlns:w16se="http://schemas.microsoft.com/office/word/2015/wordml/symex" xmlns:wpg="http://schemas.microsoft.com/office/word/2010/wordprocessingGroup" xmlns:wpi="http://schemas.microsoft.com/office/word/2010/wordprocessingInk" xmlns:wne="http://schemas.microsoft.com/office/word/2006/wordml" xmlns:wps="http://schemas.microsoft.com/office/word/2010/wordprocessingShape" mc:Ignorable="w14 w15 w16se w16cid w16 w16cex w16sdtdh w16sdtfl w16du wp14">
   <w:sdt>
     <w:sdtPr>
       <w:id w:val="2072229521"/>
@@ -415,7 +514,7 @@
 </file>
 
 <file path=word/footer3.xml><?xml version="1.0" encoding="utf-8"?>
-<w:ftr xmlns:wpc="http://schemas.microsoft.com/office/word/2010/wordprocessingCanvas" xmlns:cx="http://schemas.microsoft.com/office/drawing/2014/chartex" xmlns:cx1="http://schemas.microsoft.com/office/drawing/2015/9/8/chartex" xmlns:cx2="http://schemas.microsoft.com/office/drawing/2015/10/21/chartex" xmlns:cx3="http://schemas.microsoft.com/office/drawing/2016/5/9/chartex" xmlns:cx4="http://schemas.microsoft.com/office/drawing/2016/5/10/chartex" xmlns:cx5="http://schemas.microsoft.com/office/drawing/2016/5/11/chartex" xmlns:cx6="http://schemas.microsoft.com/office/drawing/2016/5/12/chartex" xmlns:cx7="http://schemas.microsoft.com/office/drawing/2016/5/13/chartex" xmlns:cx8="http://schemas.microsoft.com/office/drawing/2016/5/14/chartex" xmlns:mc="http://schemas.openxmlformats.org/markup-compatibility/2006" xmlns:aink="http://schemas.microsoft.com/office/drawing/2016/ink" xmlns:am3d="http://schemas.microsoft.com/office/drawing/2017/model3d" xmlns:o="urn:schemas-microsoft-com:office:office" xmlns:oel="http://schemas.microsoft.com/office/2019/extlst" xmlns:r="http://schemas.openxmlformats.org/officeDocument/2006/relationships" xmlns:m="http://schemas.openxmlformats.org/officeDocument/2006/math" xmlns:v="urn:schemas-microsoft-com:vml" xmlns:wp14="http://schemas.microsoft.com/office/word/2010/wordprocessingDrawing" xmlns:wp="http://schemas.openxmlformats.org/drawingml/2006/wordprocessingDrawing" xmlns:w10="urn:schemas-microsoft-com:office:word" xmlns:w="http://schemas.openxmlformats.org/wordprocessingml/2006/main" xmlns:w14="http://schemas.microsoft.com/office/word/2010/wordml" xmlns:w15="http://schemas.microsoft.com/office/word/2012/wordml" xmlns:w16cex="http://schemas.microsoft.com/office/word/2018/wordml/cex" xmlns:w16cid="http://schemas.microsoft.com/office/word/2016/wordml/cid" xmlns:w16="http://schemas.microsoft.com/office/word/2018/wordml" xmlns:w16du="http://schemas.microsoft.com/office/word/2023/wordml/word16du" xmlns:w16sdtdh="http://schemas.microsoft.com/office/word/2020/wordml/sdtdatahash" xmlns:w16sdtfl="http://schemas.microsoft.com/office/word/2024/wordml/sdtformatlock" xmlns:w16se="http://schemas.microsoft.com/office/word/2015/wordml/symex" xmlns:wpg="http://schemas.microsoft.com/office/word/2010/wordprocessingGroup" xmlns:wpi="http://schemas.microsoft.com/office/word/2010/wordprocessingInk" xmlns:wne="http://schemas.microsoft.com/office/word/2006/wordml" xmlns:wps="http://schemas.microsoft.com/office/word/2010/wordprocessingShape" mc:Ignorable="w14 w15 w16se w16cid w16 w16cex w16sdtdh w16sdtfl w16du wp14">
+<w:ftr xmlns:wpc="http://schemas.microsoft.com/office/word/2010/wordprocessingCanvas" xmlns:cx="http://schemas.microsoft.com/office/drawing/2014/chartex" xmlns:cx1="http://schemas.microsoft.com/office/drawing/2015/9/8/chartex" xmlns:cx2="http://schemas.microsoft.com/office/drawing/2015/10/21/chartex" xmlns:cx3="http://schemas.microsoft.com/office/drawing/2016/5/9/chartex" xmlns:cx4="http://schemas.microsoft.com/office/drawing/2016/5/10/chartex" xmlns:cx5="http://schemas.microsoft.com/office/drawing/2016/5/11/chartex" xmlns:cx6="http://schemas.microsoft.com/office/drawing/2016/5/12/chartex" xmlns:cx7="http://schemas.microsoft.com/office/drawing/2016/5/13/chartex" xmlns:cx8="http://schemas.microsoft.com/office/drawing/2016/5/14/chartex" xmlns:mc="http://schemas.openxmlformats.org/markup-compatibility/2006" xmlns:aink="http://schemas.microsoft.com/office/drawing/2016/ink" xmlns:am3d="http://schemas.microsoft.com/office/drawing/2017/model3d" xmlns:o="urn:schemas-microsoft-com:office:office" xmlns:oel="http://schemas.microsoft.com/office/2019/extlst" xmlns:r="http://schemas.openxmlformats.org/officeDocument/2006/relationships" xmlns:m="http://schemas.openxmlformats.org/officeDocument/2006/math" xmlns:v="urn:schemas-microsoft-com:vml" xmlns:wp14="http://schemas.microsoft.com/office/word/2010/wordprocessingDrawing" xmlns:wp="http://schemas.openxmlformats.org/drawingml/2006/wordprocessingDrawing" xmlns:w10="urn:schemas-microsoft-com:office:word" xmlns:w="http://schemas.openxmlformats.org/wordprocessingml/2006/main" xmlns:w14="http://schemas.microsoft.com/office/word/2010/wordml" xmlns:w15="http://schemas.microsoft.com/office/word/2012/wordml" xmlns:w16cei="http://schemas.microsoft.com/office/word/2026/wordml/cei" xmlns:w16cex="http://schemas.microsoft.com/office/word/2018/wordml/cex" xmlns:w16cid="http://schemas.microsoft.com/office/word/2016/wordml/cid" xmlns:w16="http://schemas.microsoft.com/office/word/2018/wordml" xmlns:w16du="http://schemas.microsoft.com/office/word/2023/wordml/word16du" xmlns:w16sdtdh="http://schemas.microsoft.com/office/word/2020/wordml/sdtdatahash" xmlns:w16sdtfl="http://schemas.microsoft.com/office/word/2024/wordml/sdtformatlock" xmlns:w16se="http://schemas.microsoft.com/office/word/2015/wordml/symex" xmlns:wpg="http://schemas.microsoft.com/office/word/2010/wordprocessingGroup" xmlns:wpi="http://schemas.microsoft.com/office/word/2010/wordprocessingInk" xmlns:wne="http://schemas.microsoft.com/office/word/2006/wordml" xmlns:wps="http://schemas.microsoft.com/office/word/2010/wordprocessingShape" mc:Ignorable="w14 w15 w16se w16cid w16 w16cex w16sdtdh w16sdtfl w16du wp14">
   <w:p>
     <w:pPr>
       <w:pStyle w:val="Footer"/>
@@ -425,7 +524,7 @@
 </file>
 
 <file path=word/footnotes.xml><?xml version="1.0" encoding="utf-8"?>
-<w:footnotes xmlns:wpc="http://schemas.microsoft.com/office/word/2010/wordprocessingCanvas" xmlns:cx="http://schemas.microsoft.com/office/drawing/2014/chartex" xmlns:cx1="http://schemas.microsoft.com/office/drawing/2015/9/8/chartex" xmlns:cx2="http://schemas.microsoft.com/office/drawing/2015/10/21/chartex" xmlns:cx3="http://schemas.microsoft.com/office/drawing/2016/5/9/chartex" xmlns:cx4="http://schemas.microsoft.com/office/drawing/2016/5/10/chartex" xmlns:cx5="http://schemas.microsoft.com/office/drawing/2016/5/11/chartex" xmlns:cx6="http://schemas.microsoft.com/office/drawing/2016/5/12/chartex" xmlns:cx7="http://schemas.microsoft.com/office/drawing/2016/5/13/chartex" xmlns:cx8="http://schemas.microsoft.com/office/drawing/2016/5/14/chartex" xmlns:mc="http://schemas.openxmlformats.org/markup-compatibility/2006" xmlns:aink="http://schemas.microsoft.com/office/drawing/2016/ink" xmlns:am3d="http://schemas.microsoft.com/office/drawing/2017/model3d" xmlns:o="urn:schemas-microsoft-com:office:office" xmlns:oel="http://schemas.microsoft.com/office/2019/extlst" xmlns:r="http://schemas.openxmlformats.org/officeDocument/2006/relationships" xmlns:m="http://schemas.openxmlformats.org/officeDocument/2006/math" xmlns:v="urn:schemas-microsoft-com:vml" xmlns:wp14="http://schemas.microsoft.com/office/word/2010/wordprocessingDrawing" xmlns:wp="http://schemas.openxmlformats.org/drawingml/2006/wordprocessingDrawing" xmlns:w10="urn:schemas-microsoft-com:office:word" xmlns:w="http://schemas.openxmlformats.org/wordprocessingml/2006/main" xmlns:w14="http://schemas.microsoft.com/office/word/2010/wordml" xmlns:w15="http://schemas.microsoft.com/office/word/2012/wordml" xmlns:w16cex="http://schemas.microsoft.com/office/word/2018/wordml/cex" xmlns:w16cid="http://schemas.microsoft.com/office/word/2016/wordml/cid" xmlns:w16="http://schemas.microsoft.com/office/word/2018/wordml" xmlns:w16du="http://schemas.microsoft.com/office/word/2023/wordml/word16du" xmlns:w16sdtdh="http://schemas.microsoft.com/office/word/2020/wordml/sdtdatahash" xmlns:w16sdtfl="http://schemas.microsoft.com/office/word/2024/wordml/sdtformatlock" xmlns:w16se="http://schemas.microsoft.com/office/word/2015/wordml/symex" xmlns:wpg="http://schemas.microsoft.com/office/word/2010/wordprocessingGroup" xmlns:wpi="http://schemas.microsoft.com/office/word/2010/wordprocessingInk" xmlns:wne="http://schemas.microsoft.com/office/word/2006/wordml" xmlns:wps="http://schemas.microsoft.com/office/word/2010/wordprocessingShape" mc:Ignorable="w14 w15 w16se w16cid w16 w16cex w16sdtdh w16sdtfl w16du wp14">
+<w:footnotes xmlns:wpc="http://schemas.microsoft.com/office/word/2010/wordprocessingCanvas" xmlns:cx="http://schemas.microsoft.com/office/drawing/2014/chartex" xmlns:cx1="http://schemas.microsoft.com/office/drawing/2015/9/8/chartex" xmlns:cx2="http://schemas.microsoft.com/office/drawing/2015/10/21/chartex" xmlns:cx3="http://schemas.microsoft.com/office/drawing/2016/5/9/chartex" xmlns:cx4="http://schemas.microsoft.com/office/drawing/2016/5/10/chartex" xmlns:cx5="http://schemas.microsoft.com/office/drawing/2016/5/11/chartex" xmlns:cx6="http://schemas.microsoft.com/office/drawing/2016/5/12/chartex" xmlns:cx7="http://schemas.microsoft.com/office/drawing/2016/5/13/chartex" xmlns:cx8="http://schemas.microsoft.com/office/drawing/2016/5/14/chartex" xmlns:mc="http://schemas.openxmlformats.org/markup-compatibility/2006" xmlns:aink="http://schemas.microsoft.com/office/drawing/2016/ink" xmlns:am3d="http://schemas.microsoft.com/office/drawing/2017/model3d" xmlns:o="urn:schemas-microsoft-com:office:office" xmlns:oel="http://schemas.microsoft.com/office/2019/extlst" xmlns:r="http://schemas.openxmlformats.org/officeDocument/2006/relationships" xmlns:m="http://schemas.openxmlformats.org/officeDocument/2006/math" xmlns:v="urn:schemas-microsoft-com:vml" xmlns:wp14="http://schemas.microsoft.com/office/word/2010/wordprocessingDrawing" xmlns:wp="http://schemas.openxmlformats.org/drawingml/2006/wordprocessingDrawing" xmlns:w10="urn:schemas-microsoft-com:office:word" xmlns:w="http://schemas.openxmlformats.org/wordprocessingml/2006/main" xmlns:w14="http://schemas.microsoft.com/office/word/2010/wordml" xmlns:w15="http://schemas.microsoft.com/office/word/2012/wordml" xmlns:w16cei="http://schemas.microsoft.com/office/word/2026/wordml/cei" xmlns:w16cex="http://schemas.microsoft.com/office/word/2018/wordml/cex" xmlns:w16cid="http://schemas.microsoft.com/office/word/2016/wordml/cid" xmlns:w16="http://schemas.microsoft.com/office/word/2018/wordml" xmlns:w16du="http://schemas.microsoft.com/office/word/2023/wordml/word16du" xmlns:w16sdtdh="http://schemas.microsoft.com/office/word/2020/wordml/sdtdatahash" xmlns:w16sdtfl="http://schemas.microsoft.com/office/word/2024/wordml/sdtformatlock" xmlns:w16se="http://schemas.microsoft.com/office/word/2015/wordml/symex" xmlns:wpg="http://schemas.microsoft.com/office/word/2010/wordprocessingGroup" xmlns:wpi="http://schemas.microsoft.com/office/word/2010/wordprocessingInk" xmlns:wne="http://schemas.microsoft.com/office/word/2006/wordml" xmlns:wps="http://schemas.microsoft.com/office/word/2010/wordprocessingShape" mc:Ignorable="w14 w15 w16se w16cid w16 w16cex w16sdtdh w16sdtfl w16du wp14">
   <w:footnote w:type="separator" w:id="-1">
     <w:p>
       <w:pPr>
@@ -450,7 +549,7 @@
 </file>
 
 <file path=word/header1.xml><?xml version="1.0" encoding="utf-8"?>
-<w:hdr xmlns:wpc="http://schemas.microsoft.com/office/word/2010/wordprocessingCanvas" xmlns:cx="http://schemas.microsoft.com/office/drawing/2014/chartex" xmlns:cx1="http://schemas.microsoft.com/office/drawing/2015/9/8/chartex" xmlns:cx2="http://schemas.microsoft.com/office/drawing/2015/10/21/chartex" xmlns:cx3="http://schemas.microsoft.com/office/drawing/2016/5/9/chartex" xmlns:cx4="http://schemas.microsoft.com/office/drawing/2016/5/10/chartex" xmlns:cx5="http://schemas.microsoft.com/office/drawing/2016/5/11/chartex" xmlns:cx6="http://schemas.microsoft.com/office/drawing/2016/5/12/chartex" xmlns:cx7="http://schemas.microsoft.com/office/drawing/2016/5/13/chartex" xmlns:cx8="http://schemas.microsoft.com/office/drawing/2016/5/14/chartex" xmlns:mc="http://schemas.openxmlformats.org/markup-compatibility/2006" xmlns:aink="http://schemas.microsoft.com/office/drawing/2016/ink" xmlns:am3d="http://schemas.microsoft.com/office/drawing/2017/model3d" xmlns:o="urn:schemas-microsoft-com:office:office" xmlns:oel="http://schemas.microsoft.com/office/2019/extlst" xmlns:r="http://schemas.openxmlformats.org/officeDocument/2006/relationships" xmlns:m="http://schemas.openxmlformats.org/officeDocument/2006/math" xmlns:v="urn:schemas-microsoft-com:vml" xmlns:wp14="http://schemas.microsoft.com/office/word/2010/wordprocessingDrawing" xmlns:wp="http://schemas.openxmlformats.org/drawingml/2006/wordprocessingDrawing" xmlns:w10="urn:schemas-microsoft-com:office:word" xmlns:w="http://schemas.openxmlformats.org/wordprocessingml/2006/main" xmlns:w14="http://schemas.microsoft.com/office/word/2010/wordml" xmlns:w15="http://schemas.microsoft.com/office/word/2012/wordml" xmlns:w16cex="http://schemas.microsoft.com/office/word/2018/wordml/cex" xmlns:w16cid="http://schemas.microsoft.com/office/word/2016/wordml/cid" xmlns:w16="http://schemas.microsoft.com/office/word/2018/wordml" xmlns:w16du="http://schemas.microsoft.com/office/word/2023/wordml/word16du" xmlns:w16sdtdh="http://schemas.microsoft.com/office/word/2020/wordml/sdtdatahash" xmlns:w16sdtfl="http://schemas.microsoft.com/office/word/2024/wordml/sdtformatlock" xmlns:w16se="http://schemas.microsoft.com/office/word/2015/wordml/symex" xmlns:wpg="http://schemas.microsoft.com/office/word/2010/wordprocessingGroup" xmlns:wpi="http://schemas.microsoft.com/office/word/2010/wordprocessingInk" xmlns:wne="http://schemas.microsoft.com/office/word/2006/wordml" xmlns:wps="http://schemas.microsoft.com/office/word/2010/wordprocessingShape" mc:Ignorable="w14 w15 w16se w16cid w16 w16cex w16sdtdh w16sdtfl w16du wp14">
+<w:hdr xmlns:wpc="http://schemas.microsoft.com/office/word/2010/wordprocessingCanvas" xmlns:cx="http://schemas.microsoft.com/office/drawing/2014/chartex" xmlns:cx1="http://schemas.microsoft.com/office/drawing/2015/9/8/chartex" xmlns:cx2="http://schemas.microsoft.com/office/drawing/2015/10/21/chartex" xmlns:cx3="http://schemas.microsoft.com/office/drawing/2016/5/9/chartex" xmlns:cx4="http://schemas.microsoft.com/office/drawing/2016/5/10/chartex" xmlns:cx5="http://schemas.microsoft.com/office/drawing/2016/5/11/chartex" xmlns:cx6="http://schemas.microsoft.com/office/drawing/2016/5/12/chartex" xmlns:cx7="http://schemas.microsoft.com/office/drawing/2016/5/13/chartex" xmlns:cx8="http://schemas.microsoft.com/office/drawing/2016/5/14/chartex" xmlns:mc="http://schemas.openxmlformats.org/markup-compatibility/2006" xmlns:aink="http://schemas.microsoft.com/office/drawing/2016/ink" xmlns:am3d="http://schemas.microsoft.com/office/drawing/2017/model3d" xmlns:o="urn:schemas-microsoft-com:office:office" xmlns:oel="http://schemas.microsoft.com/office/2019/extlst" xmlns:r="http://schemas.openxmlformats.org/officeDocument/2006/relationships" xmlns:m="http://schemas.openxmlformats.org/officeDocument/2006/math" xmlns:v="urn:schemas-microsoft-com:vml" xmlns:wp14="http://schemas.microsoft.com/office/word/2010/wordprocessingDrawing" xmlns:wp="http://schemas.openxmlformats.org/drawingml/2006/wordprocessingDrawing" xmlns:w10="urn:schemas-microsoft-com:office:word" xmlns:w="http://schemas.openxmlformats.org/wordprocessingml/2006/main" xmlns:w14="http://schemas.microsoft.com/office/word/2010/wordml" xmlns:w15="http://schemas.microsoft.com/office/word/2012/wordml" xmlns:w16cei="http://schemas.microsoft.com/office/word/2026/wordml/cei" xmlns:w16cex="http://schemas.microsoft.com/office/word/2018/wordml/cex" xmlns:w16cid="http://schemas.microsoft.com/office/word/2016/wordml/cid" xmlns:w16="http://schemas.microsoft.com/office/word/2018/wordml" xmlns:w16du="http://schemas.microsoft.com/office/word/2023/wordml/word16du" xmlns:w16sdtdh="http://schemas.microsoft.com/office/word/2020/wordml/sdtdatahash" xmlns:w16sdtfl="http://schemas.microsoft.com/office/word/2024/wordml/sdtformatlock" xmlns:w16se="http://schemas.microsoft.com/office/word/2015/wordml/symex" xmlns:wpg="http://schemas.microsoft.com/office/word/2010/wordprocessingGroup" xmlns:wpi="http://schemas.microsoft.com/office/word/2010/wordprocessingInk" xmlns:wne="http://schemas.microsoft.com/office/word/2006/wordml" xmlns:wps="http://schemas.microsoft.com/office/word/2010/wordprocessingShape" mc:Ignorable="w14 w15 w16se w16cid w16 w16cex w16sdtdh w16sdtfl w16du wp14">
   <w:p>
     <w:pPr>
       <w:pStyle w:val="Header"/>
@@ -460,7 +559,7 @@
 </file>
 
 <file path=word/header2.xml><?xml version="1.0" encoding="utf-8"?>
-<w:hdr xmlns:wpc="http://schemas.microsoft.com/office/word/2010/wordprocessingCanvas" xmlns:cx="http://schemas.microsoft.com/office/drawing/2014/chartex" xmlns:cx1="http://schemas.microsoft.com/office/drawing/2015/9/8/chartex" xmlns:cx2="http://schemas.microsoft.com/office/drawing/2015/10/21/chartex" xmlns:cx3="http://schemas.microsoft.com/office/drawing/2016/5/9/chartex" xmlns:cx4="http://schemas.microsoft.com/office/drawing/2016/5/10/chartex" xmlns:cx5="http://schemas.microsoft.com/office/drawing/2016/5/11/chartex" xmlns:cx6="http://schemas.microsoft.com/office/drawing/2016/5/12/chartex" xmlns:cx7="http://schemas.microsoft.com/office/drawing/2016/5/13/chartex" xmlns:cx8="http://schemas.microsoft.com/office/drawing/2016/5/14/chartex" xmlns:mc="http://schemas.openxmlformats.org/markup-compatibility/2006" xmlns:aink="http://schemas.microsoft.com/office/drawing/2016/ink" xmlns:am3d="http://schemas.microsoft.com/office/drawing/2017/model3d" xmlns:o="urn:schemas-microsoft-com:office:office" xmlns:oel="http://schemas.microsoft.com/office/2019/extlst" xmlns:r="http://schemas.openxmlformats.org/officeDocument/2006/relationships" xmlns:m="http://schemas.openxmlformats.org/officeDocument/2006/math" xmlns:v="urn:schemas-microsoft-com:vml" xmlns:wp14="http://schemas.microsoft.com/office/word/2010/wordprocessingDrawing" xmlns:wp="http://schemas.openxmlformats.org/drawingml/2006/wordprocessingDrawing" xmlns:w10="urn:schemas-microsoft-com:office:word" xmlns:w="http://schemas.openxmlformats.org/wordprocessingml/2006/main" xmlns:w14="http://schemas.microsoft.com/office/word/2010/wordml" xmlns:w15="http://schemas.microsoft.com/office/word/2012/wordml" xmlns:w16cex="http://schemas.microsoft.com/office/word/2018/wordml/cex" xmlns:w16cid="http://schemas.microsoft.com/office/word/2016/wordml/cid" xmlns:w16="http://schemas.microsoft.com/office/word/2018/wordml" xmlns:w16du="http://schemas.microsoft.com/office/word/2023/wordml/word16du" xmlns:w16sdtdh="http://schemas.microsoft.com/office/word/2020/wordml/sdtdatahash" xmlns:w16sdtfl="http://schemas.microsoft.com/office/word/2024/wordml/sdtformatlock" xmlns:w16se="http://schemas.microsoft.com/office/word/2015/wordml/symex" xmlns:wpg="http://schemas.microsoft.com/office/word/2010/wordprocessingGroup" xmlns:wpi="http://schemas.microsoft.com/office/word/2010/wordprocessingInk" xmlns:wne="http://schemas.microsoft.com/office/word/2006/wordml" xmlns:wps="http://schemas.microsoft.com/office/word/2010/wordprocessingShape" mc:Ignorable="w14 w15 w16se w16cid w16 w16cex w16sdtdh w16sdtfl w16du wp14">
+<w:hdr xmlns:wpc="http://schemas.microsoft.com/office/word/2010/wordprocessingCanvas" xmlns:cx="http://schemas.microsoft.com/office/drawing/2014/chartex" xmlns:cx1="http://schemas.microsoft.com/office/drawing/2015/9/8/chartex" xmlns:cx2="http://schemas.microsoft.com/office/drawing/2015/10/21/chartex" xmlns:cx3="http://schemas.microsoft.com/office/drawing/2016/5/9/chartex" xmlns:cx4="http://schemas.microsoft.com/office/drawing/2016/5/10/chartex" xmlns:cx5="http://schemas.microsoft.com/office/drawing/2016/5/11/chartex" xmlns:cx6="http://schemas.microsoft.com/office/drawing/2016/5/12/chartex" xmlns:cx7="http://schemas.microsoft.com/office/drawing/2016/5/13/chartex" xmlns:cx8="http://schemas.microsoft.com/office/drawing/2016/5/14/chartex" xmlns:mc="http://schemas.openxmlformats.org/markup-compatibility/2006" xmlns:aink="http://schemas.microsoft.com/office/drawing/2016/ink" xmlns:am3d="http://schemas.microsoft.com/office/drawing/2017/model3d" xmlns:o="urn:schemas-microsoft-com:office:office" xmlns:oel="http://schemas.microsoft.com/office/2019/extlst" xmlns:r="http://schemas.openxmlformats.org/officeDocument/2006/relationships" xmlns:m="http://schemas.openxmlformats.org/officeDocument/2006/math" xmlns:v="urn:schemas-microsoft-com:vml" xmlns:wp14="http://schemas.microsoft.com/office/word/2010/wordprocessingDrawing" xmlns:wp="http://schemas.openxmlformats.org/drawingml/2006/wordprocessingDrawing" xmlns:w10="urn:schemas-microsoft-com:office:word" xmlns:w="http://schemas.openxmlformats.org/wordprocessingml/2006/main" xmlns:w14="http://schemas.microsoft.com/office/word/2010/wordml" xmlns:w15="http://schemas.microsoft.com/office/word/2012/wordml" xmlns:w16cei="http://schemas.microsoft.com/office/word/2026/wordml/cei" xmlns:w16cex="http://schemas.microsoft.com/office/word/2018/wordml/cex" xmlns:w16cid="http://schemas.microsoft.com/office/word/2016/wordml/cid" xmlns:w16="http://schemas.microsoft.com/office/word/2018/wordml" xmlns:w16du="http://schemas.microsoft.com/office/word/2023/wordml/word16du" xmlns:w16sdtdh="http://schemas.microsoft.com/office/word/2020/wordml/sdtdatahash" xmlns:w16sdtfl="http://schemas.microsoft.com/office/word/2024/wordml/sdtformatlock" xmlns:w16se="http://schemas.microsoft.com/office/word/2015/wordml/symex" xmlns:wpg="http://schemas.microsoft.com/office/word/2010/wordprocessingGroup" xmlns:wpi="http://schemas.microsoft.com/office/word/2010/wordprocessingInk" xmlns:wne="http://schemas.microsoft.com/office/word/2006/wordml" xmlns:wps="http://schemas.microsoft.com/office/word/2010/wordprocessingShape" mc:Ignorable="w14 w15 w16se w16cid w16 w16cex w16sdtdh w16sdtfl w16du wp14">
   <w:p>
     <w:pPr>
       <w:pStyle w:val="Header"/>
@@ -470,7 +569,7 @@
 </file>
 
 <file path=word/header3.xml><?xml version="1.0" encoding="utf-8"?>
-<w:hdr xmlns:wpc="http://schemas.microsoft.com/office/word/2010/wordprocessingCanvas" xmlns:cx="http://schemas.microsoft.com/office/drawing/2014/chartex" xmlns:cx1="http://schemas.microsoft.com/office/drawing/2015/9/8/chartex" xmlns:cx2="http://schemas.microsoft.com/office/drawing/2015/10/21/chartex" xmlns:cx3="http://schemas.microsoft.com/office/drawing/2016/5/9/chartex" xmlns:cx4="http://schemas.microsoft.com/office/drawing/2016/5/10/chartex" xmlns:cx5="http://schemas.microsoft.com/office/drawing/2016/5/11/chartex" xmlns:cx6="http://schemas.microsoft.com/office/drawing/2016/5/12/chartex" xmlns:cx7="http://schemas.microsoft.com/office/drawing/2016/5/13/chartex" xmlns:cx8="http://schemas.microsoft.com/office/drawing/2016/5/14/chartex" xmlns:mc="http://schemas.openxmlformats.org/markup-compatibility/2006" xmlns:aink="http://schemas.microsoft.com/office/drawing/2016/ink" xmlns:am3d="http://schemas.microsoft.com/office/drawing/2017/model3d" xmlns:o="urn:schemas-microsoft-com:office:office" xmlns:oel="http://schemas.microsoft.com/office/2019/extlst" xmlns:r="http://schemas.openxmlformats.org/officeDocument/2006/relationships" xmlns:m="http://schemas.openxmlformats.org/officeDocument/2006/math" xmlns:v="urn:schemas-microsoft-com:vml" xmlns:wp14="http://schemas.microsoft.com/office/word/2010/wordprocessingDrawing" xmlns:wp="http://schemas.openxmlformats.org/drawingml/2006/wordprocessingDrawing" xmlns:w10="urn:schemas-microsoft-com:office:word" xmlns:w="http://schemas.openxmlformats.org/wordprocessingml/2006/main" xmlns:w14="http://schemas.microsoft.com/office/word/2010/wordml" xmlns:w15="http://schemas.microsoft.com/office/word/2012/wordml" xmlns:w16cex="http://schemas.microsoft.com/office/word/2018/wordml/cex" xmlns:w16cid="http://schemas.microsoft.com/office/word/2016/wordml/cid" xmlns:w16="http://schemas.microsoft.com/office/word/2018/wordml" xmlns:w16du="http://schemas.microsoft.com/office/word/2023/wordml/word16du" xmlns:w16sdtdh="http://schemas.microsoft.com/office/word/2020/wordml/sdtdatahash" xmlns:w16sdtfl="http://schemas.microsoft.com/office/word/2024/wordml/sdtformatlock" xmlns:w16se="http://schemas.microsoft.com/office/word/2015/wordml/symex" xmlns:wpg="http://schemas.microsoft.com/office/word/2010/wordprocessingGroup" xmlns:wpi="http://schemas.microsoft.com/office/word/2010/wordprocessingInk" xmlns:wne="http://schemas.microsoft.com/office/word/2006/wordml" xmlns:wps="http://schemas.microsoft.com/office/word/2010/wordprocessingShape" mc:Ignorable="w14 w15 w16se w16cid w16 w16cex w16sdtdh w16sdtfl w16du wp14">
+<w:hdr xmlns:wpc="http://schemas.microsoft.com/office/word/2010/wordprocessingCanvas" xmlns:cx="http://schemas.microsoft.com/office/drawing/2014/chartex" xmlns:cx1="http://schemas.microsoft.com/office/drawing/2015/9/8/chartex" xmlns:cx2="http://schemas.microsoft.com/office/drawing/2015/10/21/chartex" xmlns:cx3="http://schemas.microsoft.com/office/drawing/2016/5/9/chartex" xmlns:cx4="http://schemas.microsoft.com/office/drawing/2016/5/10/chartex" xmlns:cx5="http://schemas.microsoft.com/office/drawing/2016/5/11/chartex" xmlns:cx6="http://schemas.microsoft.com/office/drawing/2016/5/12/chartex" xmlns:cx7="http://schemas.microsoft.com/office/drawing/2016/5/13/chartex" xmlns:cx8="http://schemas.microsoft.com/office/drawing/2016/5/14/chartex" xmlns:mc="http://schemas.openxmlformats.org/markup-compatibility/2006" xmlns:aink="http://schemas.microsoft.com/office/drawing/2016/ink" xmlns:am3d="http://schemas.microsoft.com/office/drawing/2017/model3d" xmlns:o="urn:schemas-microsoft-com:office:office" xmlns:oel="http://schemas.microsoft.com/office/2019/extlst" xmlns:r="http://schemas.openxmlformats.org/officeDocument/2006/relationships" xmlns:m="http://schemas.openxmlformats.org/officeDocument/2006/math" xmlns:v="urn:schemas-microsoft-com:vml" xmlns:wp14="http://schemas.microsoft.com/office/word/2010/wordprocessingDrawing" xmlns:wp="http://schemas.openxmlformats.org/drawingml/2006/wordprocessingDrawing" xmlns:w10="urn:schemas-microsoft-com:office:word" xmlns:w="http://schemas.openxmlformats.org/wordprocessingml/2006/main" xmlns:w14="http://schemas.microsoft.com/office/word/2010/wordml" xmlns:w15="http://schemas.microsoft.com/office/word/2012/wordml" xmlns:w16cei="http://schemas.microsoft.com/office/word/2026/wordml/cei" xmlns:w16cex="http://schemas.microsoft.com/office/word/2018/wordml/cex" xmlns:w16cid="http://schemas.microsoft.com/office/word/2016/wordml/cid" xmlns:w16="http://schemas.microsoft.com/office/word/2018/wordml" xmlns:w16du="http://schemas.microsoft.com/office/word/2023/wordml/word16du" xmlns:w16sdtdh="http://schemas.microsoft.com/office/word/2020/wordml/sdtdatahash" xmlns:w16sdtfl="http://schemas.microsoft.com/office/word/2024/wordml/sdtformatlock" xmlns:w16se="http://schemas.microsoft.com/office/word/2015/wordml/symex" xmlns:wpg="http://schemas.microsoft.com/office/word/2010/wordprocessingGroup" xmlns:wpi="http://schemas.microsoft.com/office/word/2010/wordprocessingInk" xmlns:wne="http://schemas.microsoft.com/office/word/2006/wordml" xmlns:wps="http://schemas.microsoft.com/office/word/2010/wordprocessingShape" mc:Ignorable="w14 w15 w16se w16cid w16 w16cex w16sdtdh w16sdtfl w16du wp14">
   <w:p>
     <w:pPr>
       <w:pStyle w:val="Header"/>
@@ -480,7 +579,7 @@
 </file>
 
 <file path=word/numbering.xml><?xml version="1.0" encoding="utf-8"?>
-<w:numbering xmlns:wpc="http://schemas.microsoft.com/office/word/2010/wordprocessingCanvas" xmlns:cx="http://schemas.microsoft.com/office/drawing/2014/chartex" xmlns:cx1="http://schemas.microsoft.com/office/drawing/2015/9/8/chartex" xmlns:cx2="http://schemas.microsoft.com/office/drawing/2015/10/21/chartex" xmlns:cx3="http://schemas.microsoft.com/office/drawing/2016/5/9/chartex" xmlns:cx4="http://schemas.microsoft.com/office/drawing/2016/5/10/chartex" xmlns:cx5="http://schemas.microsoft.com/office/drawing/2016/5/11/chartex" xmlns:cx6="http://schemas.microsoft.com/office/drawing/2016/5/12/chartex" xmlns:cx7="http://schemas.microsoft.com/office/drawing/2016/5/13/chartex" xmlns:cx8="http://schemas.microsoft.com/office/drawing/2016/5/14/chartex" xmlns:mc="http://schemas.openxmlformats.org/markup-compatibility/2006" xmlns:aink="http://schemas.microsoft.com/office/drawing/2016/ink" xmlns:am3d="http://schemas.microsoft.com/office/drawing/2017/model3d" xmlns:o="urn:schemas-microsoft-com:office:office" xmlns:oel="http://schemas.microsoft.com/office/2019/extlst" xmlns:r="http://schemas.openxmlformats.org/officeDocument/2006/relationships" xmlns:m="http://schemas.openxmlformats.org/officeDocument/2006/math" xmlns:v="urn:schemas-microsoft-com:vml" xmlns:wp14="http://schemas.microsoft.com/office/word/2010/wordprocessingDrawing" xmlns:wp="http://schemas.openxmlformats.org/drawingml/2006/wordprocessingDrawing" xmlns:w10="urn:schemas-microsoft-com:office:word" xmlns:w="http://schemas.openxmlformats.org/wordprocessingml/2006/main" xmlns:w14="http://schemas.microsoft.com/office/word/2010/wordml" xmlns:w15="http://schemas.microsoft.com/office/word/2012/wordml" xmlns:w16cex="http://schemas.microsoft.com/office/word/2018/wordml/cex" xmlns:w16cid="http://schemas.microsoft.com/office/word/2016/wordml/cid" xmlns:w16="http://schemas.microsoft.com/office/word/2018/wordml" xmlns:w16du="http://schemas.microsoft.com/office/word/2023/wordml/word16du" xmlns:w16sdtdh="http://schemas.microsoft.com/office/word/2020/wordml/sdtdatahash" xmlns:w16sdtfl="http://schemas.microsoft.com/office/word/2024/wordml/sdtformatlock" xmlns:w16se="http://schemas.microsoft.com/office/word/2015/wordml/symex" xmlns:wpg="http://schemas.microsoft.com/office/word/2010/wordprocessingGroup" xmlns:wpi="http://schemas.microsoft.com/office/word/2010/wordprocessingInk" xmlns:wne="http://schemas.microsoft.com/office/word/2006/wordml" xmlns:wps="http://schemas.microsoft.com/office/word/2010/wordprocessingShape" mc:Ignorable="w14 w15 w16se w16cid w16 w16cex w16sdtdh w16sdtfl w16du wp14">
+<w:numbering xmlns:wpc="http://schemas.microsoft.com/office/word/2010/wordprocessingCanvas" xmlns:cx="http://schemas.microsoft.com/office/drawing/2014/chartex" xmlns:cx1="http://schemas.microsoft.com/office/drawing/2015/9/8/chartex" xmlns:cx2="http://schemas.microsoft.com/office/drawing/2015/10/21/chartex" xmlns:cx3="http://schemas.microsoft.com/office/drawing/2016/5/9/chartex" xmlns:cx4="http://schemas.microsoft.com/office/drawing/2016/5/10/chartex" xmlns:cx5="http://schemas.microsoft.com/office/drawing/2016/5/11/chartex" xmlns:cx6="http://schemas.microsoft.com/office/drawing/2016/5/12/chartex" xmlns:cx7="http://schemas.microsoft.com/office/drawing/2016/5/13/chartex" xmlns:cx8="http://schemas.microsoft.com/office/drawing/2016/5/14/chartex" xmlns:mc="http://schemas.openxmlformats.org/markup-compatibility/2006" xmlns:aink="http://schemas.microsoft.com/office/drawing/2016/ink" xmlns:am3d="http://schemas.microsoft.com/office/drawing/2017/model3d" xmlns:o="urn:schemas-microsoft-com:office:office" xmlns:oel="http://schemas.microsoft.com/office/2019/extlst" xmlns:r="http://schemas.openxmlformats.org/officeDocument/2006/relationships" xmlns:m="http://schemas.openxmlformats.org/officeDocument/2006/math" xmlns:v="urn:schemas-microsoft-com:vml" xmlns:wp14="http://schemas.microsoft.com/office/word/2010/wordprocessingDrawing" xmlns:wp="http://schemas.openxmlformats.org/drawingml/2006/wordprocessingDrawing" xmlns:w10="urn:schemas-microsoft-com:office:word" xmlns:w="http://schemas.openxmlformats.org/wordprocessingml/2006/main" xmlns:w14="http://schemas.microsoft.com/office/word/2010/wordml" xmlns:w15="http://schemas.microsoft.com/office/word/2012/wordml" xmlns:w16cei="http://schemas.microsoft.com/office/word/2026/wordml/cei" xmlns:w16cex="http://schemas.microsoft.com/office/word/2018/wordml/cex" xmlns:w16cid="http://schemas.microsoft.com/office/word/2016/wordml/cid" xmlns:w16="http://schemas.microsoft.com/office/word/2018/wordml" xmlns:w16du="http://schemas.microsoft.com/office/word/2023/wordml/word16du" xmlns:w16sdtdh="http://schemas.microsoft.com/office/word/2020/wordml/sdtdatahash" xmlns:w16sdtfl="http://schemas.microsoft.com/office/word/2024/wordml/sdtformatlock" xmlns:w16se="http://schemas.microsoft.com/office/word/2015/wordml/symex" xmlns:wpg="http://schemas.microsoft.com/office/word/2010/wordprocessingGroup" xmlns:wpi="http://schemas.microsoft.com/office/word/2010/wordprocessingInk" xmlns:wne="http://schemas.microsoft.com/office/word/2006/wordml" xmlns:wps="http://schemas.microsoft.com/office/word/2010/wordprocessingShape" mc:Ignorable="w14 w15 w16se w16cid w16 w16cex w16sdtdh w16sdtfl w16du wp14">
   <w:abstractNum w:abstractNumId="0" w15:restartNumberingAfterBreak="0">
     <w:nsid w:val="2E105EA9"/>
     <w:multiLevelType w:val="hybridMultilevel"/>
@@ -657,11 +756,163 @@
       </w:pPr>
     </w:lvl>
   </w:abstractNum>
+  <w:abstractNum w:abstractNumId="2" w15:restartNumberingAfterBreak="0">
+    <w:nsid w:val="59E568EC"/>
+    <w:multiLevelType w:val="multilevel"/>
+    <w:tmpl w:val="F9106852"/>
+    <w:lvl w:ilvl="0">
+      <w:start w:val="1"/>
+      <w:numFmt w:val="bullet"/>
+      <w:lvlText w:val=""/>
+      <w:lvlJc w:val="left"/>
+      <w:pPr>
+        <w:tabs>
+          <w:tab w:val="num" w:pos="720"/>
+        </w:tabs>
+        <w:ind w:left="720" w:hanging="360"/>
+      </w:pPr>
+      <w:rPr>
+        <w:rFonts w:ascii="Symbol" w:hAnsi="Symbol" w:hint="default"/>
+        <w:sz w:val="20"/>
+      </w:rPr>
+    </w:lvl>
+    <w:lvl w:ilvl="1" w:tentative="1">
+      <w:start w:val="1"/>
+      <w:numFmt w:val="bullet"/>
+      <w:lvlText w:val="o"/>
+      <w:lvlJc w:val="left"/>
+      <w:pPr>
+        <w:tabs>
+          <w:tab w:val="num" w:pos="1440"/>
+        </w:tabs>
+        <w:ind w:left="1440" w:hanging="360"/>
+      </w:pPr>
+      <w:rPr>
+        <w:rFonts w:ascii="Courier New" w:hAnsi="Courier New" w:hint="default"/>
+        <w:sz w:val="20"/>
+      </w:rPr>
+    </w:lvl>
+    <w:lvl w:ilvl="2" w:tentative="1">
+      <w:start w:val="1"/>
+      <w:numFmt w:val="bullet"/>
+      <w:lvlText w:val=""/>
+      <w:lvlJc w:val="left"/>
+      <w:pPr>
+        <w:tabs>
+          <w:tab w:val="num" w:pos="2160"/>
+        </w:tabs>
+        <w:ind w:left="2160" w:hanging="360"/>
+      </w:pPr>
+      <w:rPr>
+        <w:rFonts w:ascii="Wingdings" w:hAnsi="Wingdings" w:hint="default"/>
+        <w:sz w:val="20"/>
+      </w:rPr>
+    </w:lvl>
+    <w:lvl w:ilvl="3" w:tentative="1">
+      <w:start w:val="1"/>
+      <w:numFmt w:val="bullet"/>
+      <w:lvlText w:val=""/>
+      <w:lvlJc w:val="left"/>
+      <w:pPr>
+        <w:tabs>
+          <w:tab w:val="num" w:pos="2880"/>
+        </w:tabs>
+        <w:ind w:left="2880" w:hanging="360"/>
+      </w:pPr>
+      <w:rPr>
+        <w:rFonts w:ascii="Wingdings" w:hAnsi="Wingdings" w:hint="default"/>
+        <w:sz w:val="20"/>
+      </w:rPr>
+    </w:lvl>
+    <w:lvl w:ilvl="4" w:tentative="1">
+      <w:start w:val="1"/>
+      <w:numFmt w:val="bullet"/>
+      <w:lvlText w:val=""/>
+      <w:lvlJc w:val="left"/>
+      <w:pPr>
+        <w:tabs>
+          <w:tab w:val="num" w:pos="3600"/>
+        </w:tabs>
+        <w:ind w:left="3600" w:hanging="360"/>
+      </w:pPr>
+      <w:rPr>
+        <w:rFonts w:ascii="Wingdings" w:hAnsi="Wingdings" w:hint="default"/>
+        <w:sz w:val="20"/>
+      </w:rPr>
+    </w:lvl>
+    <w:lvl w:ilvl="5" w:tentative="1">
+      <w:start w:val="1"/>
+      <w:numFmt w:val="bullet"/>
+      <w:lvlText w:val=""/>
+      <w:lvlJc w:val="left"/>
+      <w:pPr>
+        <w:tabs>
+          <w:tab w:val="num" w:pos="4320"/>
+        </w:tabs>
+        <w:ind w:left="4320" w:hanging="360"/>
+      </w:pPr>
+      <w:rPr>
+        <w:rFonts w:ascii="Wingdings" w:hAnsi="Wingdings" w:hint="default"/>
+        <w:sz w:val="20"/>
+      </w:rPr>
+    </w:lvl>
+    <w:lvl w:ilvl="6" w:tentative="1">
+      <w:start w:val="1"/>
+      <w:numFmt w:val="bullet"/>
+      <w:lvlText w:val=""/>
+      <w:lvlJc w:val="left"/>
+      <w:pPr>
+        <w:tabs>
+          <w:tab w:val="num" w:pos="5040"/>
+        </w:tabs>
+        <w:ind w:left="5040" w:hanging="360"/>
+      </w:pPr>
+      <w:rPr>
+        <w:rFonts w:ascii="Wingdings" w:hAnsi="Wingdings" w:hint="default"/>
+        <w:sz w:val="20"/>
+      </w:rPr>
+    </w:lvl>
+    <w:lvl w:ilvl="7" w:tentative="1">
+      <w:start w:val="1"/>
+      <w:numFmt w:val="bullet"/>
+      <w:lvlText w:val=""/>
+      <w:lvlJc w:val="left"/>
+      <w:pPr>
+        <w:tabs>
+          <w:tab w:val="num" w:pos="5760"/>
+        </w:tabs>
+        <w:ind w:left="5760" w:hanging="360"/>
+      </w:pPr>
+      <w:rPr>
+        <w:rFonts w:ascii="Wingdings" w:hAnsi="Wingdings" w:hint="default"/>
+        <w:sz w:val="20"/>
+      </w:rPr>
+    </w:lvl>
+    <w:lvl w:ilvl="8" w:tentative="1">
+      <w:start w:val="1"/>
+      <w:numFmt w:val="bullet"/>
+      <w:lvlText w:val=""/>
+      <w:lvlJc w:val="left"/>
+      <w:pPr>
+        <w:tabs>
+          <w:tab w:val="num" w:pos="6480"/>
+        </w:tabs>
+        <w:ind w:left="6480" w:hanging="360"/>
+      </w:pPr>
+      <w:rPr>
+        <w:rFonts w:ascii="Wingdings" w:hAnsi="Wingdings" w:hint="default"/>
+        <w:sz w:val="20"/>
+      </w:rPr>
+    </w:lvl>
+  </w:abstractNum>
   <w:num w:numId="1" w16cid:durableId="1254971585">
     <w:abstractNumId w:val="0"/>
   </w:num>
   <w:num w:numId="2" w16cid:durableId="1803502157">
     <w:abstractNumId w:val="1"/>
+  </w:num>
+  <w:num w:numId="3" w16cid:durableId="955868254">
+    <w:abstractNumId w:val="2"/>
   </w:num>
 </w:numbering>
 </file>
